--- a/frontend/public/guides/CommuniQ-Tenant-Guide-KA.docx
+++ b/frontend/public/guides/CommuniQ-Tenant-Guide-KA.docx
@@ -744,58 +744,6 @@
           <w:szCs w:val="22"/>
         </w:rPr>
         <w:t xml:space="preserve">ძიება ფრაგმენტებს ადარებს და არა მთლიან დოკუმენტებს. შეგიძლიათ ნახოთ დოკუმენტის ფრაგმენტები, პირდაპირ დაარედაქტიროთ ერთი (ინდექსი მაშინვე განახლდება) ან წაშალოთ — ის ყველა პასუხიდან გაქრება.</w:t>
-      </w:r>
-    </w:p>
-    <w:p>
-      <w:pPr>
-        <w:pStyle w:val="Heading2"/>
-        <w:spacing w:after="100" w:before="240"/>
-      </w:pPr>
-      <w:r>
-        <w:rPr>
-          <w:rFonts w:ascii="Sylfaen" w:cs="Sylfaen" w:eastAsia="Sylfaen" w:hAnsi="Sylfaen"/>
-          <w:b/>
-          <w:bCs/>
-          <w:color w:val="07263C"/>
-          <w:sz w:val="26"/>
-          <w:szCs w:val="26"/>
-        </w:rPr>
-        <w:t xml:space="preserve">მოვლა</w:t>
-      </w:r>
-    </w:p>
-    <w:p>
-      <w:pPr>
-        <w:spacing w:after="120"/>
-      </w:pPr>
-      <w:r>
-        <w:rPr>
-          <w:rFonts w:ascii="Sylfaen" w:cs="Sylfaen" w:eastAsia="Sylfaen" w:hAnsi="Sylfaen"/>
-          <w:b w:val="false"/>
-          <w:bCs w:val="false"/>
-          <w:sz w:val="22"/>
-          <w:szCs w:val="22"/>
-        </w:rPr>
-        <w:t xml:space="preserve"/>
-      </w:r>
-      <w:r>
-        <w:rPr>
-          <w:rFonts w:ascii="Sylfaen" w:cs="Sylfaen" w:eastAsia="Sylfaen" w:hAnsi="Sylfaen"/>
-          <w:b/>
-          <w:bCs/>
-          <w:sz w:val="22"/>
-          <w:szCs w:val="22"/>
-        </w:rPr>
-        <w:t xml:space="preserve">ძიების ინდექსის განახლება</w:t>
-      </w:r>
-      <w:r>
-        <w:rPr>
-          <w:rFonts w:ascii="Sylfaen" w:cs="Sylfaen" w:eastAsia="Sylfaen" w:hAnsi="Sylfaen"/>
-          <w:b w:val="false"/>
-          <w:bCs w:val="false"/>
-          <w:sz w:val="22"/>
-          <w:szCs w:val="22"/>
-        </w:rPr>
-        <w:t xml:space="preserve"> ხელახლა აგებს საძიებო მონაცემებს ყოველი ფრაგმენტისთვის. ეს მხოლოდ მაშინ გჭირდებათ, როცა ოპერატორი ემბედინგის კონფიგურაციას ცვლის — გვერდი ამას გეტყვით. განახლების დროს ძიება მუშაობს.</w:t>
       </w:r>
     </w:p>
     <w:p>
